--- a/١١ - سيناريوهات فيديو الاستخدام/بنات/سيناريو فيديو — فريق متابعة التقويم الداخلي — ابن خلدون (بنات).docx
+++ b/١١ - سيناريوهات فيديو الاستخدام/بنات/سيناريو فيديو — فريق متابعة التقويم الداخلي — ابن خلدون (بنات).docx
@@ -104,7 +104,7 @@
           <w:szCs w:val="18"/>
           <w:rtl/>
         </w:rPr>
-        <w:t xml:space="preserve"> مشهداً  ·  اثنان من الإدارة العامة يتابعان ولا يرصدان</w:t>
+        <w:t xml:space="preserve"> مشهداً  ·  اثنان من الإدارة العامة — نطاقُهما المنظومةُ كلُّها</w:t>
       </w:r>
     </w:p>
     <w:p>
@@ -994,7 +994,7 @@
           <w:szCs w:val="24"/>
           <w:rtl/>
         </w:rPr>
-        <w:t>مرحباً. أنتم فريقُ متابعة التقويم الداخلي: تتابعون الحصص التي لا مشرفَ مختصٌّ لتخصصها في المنظومة كلِّها — متابعةً لا رصداً.</w:t>
+        <w:t>مرحباً. أنتم فريقُ متابعة التقويم الداخلي: نطاقُكم المنظومةُ كلُّها — تتابعون ألّا تبقى حصةٌ بلا راصد، وترصدون أنتم أيضاً.</w:t>
       </w:r>
       <w:r>
         <w:rPr>
@@ -2136,7 +2136,7 @@
           <w:szCs w:val="20"/>
           <w:rtl/>
         </w:rPr>
-        <w:t xml:space="preserve">   اكتبا تعليقكما</w:t>
+        <w:t xml:space="preserve">   ارصدا الحصة</w:t>
       </w:r>
     </w:p>
     <w:p>
@@ -2177,7 +2177,7 @@
       <w:r>
         <w:drawing>
           <wp:inline xmlns:a="http://schemas.openxmlformats.org/drawingml/2006/main" xmlns:pic="http://schemas.openxmlformats.org/drawingml/2006/picture">
-            <wp:extent cx="4315692" cy="2880000"/>
+            <wp:extent cx="4487962" cy="2880000"/>
             <wp:docPr id="5" name="Picture 5"/>
             <wp:cNvGraphicFramePr>
               <a:graphicFrameLocks noChangeAspect="1"/>
@@ -2198,7 +2198,7 @@
                   <pic:spPr>
                     <a:xfrm>
                       <a:off x="0" y="0"/>
-                      <a:ext cx="4315692" cy="2880000"/>
+                      <a:ext cx="4487962" cy="2880000"/>
                     </a:xfrm>
                     <a:prstGeom prst="rect"/>
                   </pic:spPr>
@@ -2254,7 +2254,7 @@
           <w:szCs w:val="24"/>
           <w:rtl/>
         </w:rPr>
-        <w:t>في «بعد الحصة» بطاقةُ الاطّلاع والتعليق — تكتبان فيها ما تريان.</w:t>
+        <w:t>افتحا الحصةَ في «رصد الحصة»، وصفتُكما تُملأ من دوركما تلقائياً.</w:t>
       </w:r>
       <w:r>
         <w:rPr>
@@ -2294,7 +2294,7 @@
           <w:szCs w:val="24"/>
           <w:rtl/>
         </w:rPr>
-        <w:t>ويُحفظ تعليقُكما باسمكما ويراه من يفتح الحصة.</w:t>
+        <w:t>املآ الاستمارةَ وبطاقةَ الإستراتيجية — ولكلٍّ منكما استمارتُه.</w:t>
       </w:r>
       <w:r>
         <w:rPr>
@@ -2509,7 +2509,7 @@
           <w:szCs w:val="24"/>
           <w:rtl/>
         </w:rPr>
-        <w:t>دوركم المتابعةُ والتنبيه: ترون كلَّ شيءٍ ولا تُغيّرون شيئاً — فلا رصدَ ولا حذفَ ولا اعتماد. وهذا ما يحفظ النتيجةَ لصاحبها.</w:t>
+        <w:t>دوركم المتابعةُ والرصد: ترون كلَّ شيء، ولكلٍّ منكم استمارتُه المستقلةُ باسمه — والدرجةُ المعتمدةُ متوسطُ من رصد. والحذفُ وحدَه ليس لكم.</w:t>
       </w:r>
       <w:r>
         <w:rPr>
@@ -2654,7 +2654,7 @@
                 <w:szCs w:val="23"/>
                 <w:rtl/>
               </w:rPr>
-              <w:t xml:space="preserve"> — لا تُفتح لكما بقرار الاجتماع: الرصدُ للمشرفة المختص، أو للفريق المعاون فيما لا مشرفَ له. وأنتما تتابعان.</w:t>
+              <w:t xml:space="preserve"> — في مرحلة «رصد الحصة» بعد فتح الحصة — وشريطٌ في رأسها ينقلك بين تحضير المعلمة والاستمارة وبطاقة الإستراتيجية.</w:t>
             </w:r>
           </w:p>
         </w:tc>
